--- a/Cover_Letters/Shinoy_Booston_io_Specialist_LIMS_Cover_Letter.docx
+++ b/Cover_Letters/Shinoy_Booston_io_Specialist_LIMS_Cover_Letter.docx
@@ -14,7 +14,7 @@
     </w:p>
     <w:p>
       <w:r>
-        <w:t>August 27, 2026</w:t>
+        <w:t>September 04, 2026</w:t>
       </w:r>
     </w:p>
     <w:p>
@@ -35,12 +35,7 @@
     </w:p>
     <w:p>
       <w:r>
-        <w:t>I was glad to see your opening for a Specialist LIMS at Booston.io, supporting the CWI at Vitens. In my previous work with complex financial and technical systems, I have spent years handling backend Oracle SQL validation, configuring environments, and working closely with various teams to ensure data quality and system reliability. I am comfortable diving into technical workflows, solving issues, and helping teams improve their digital tools.</w:t>
-      </w:r>
-    </w:p>
-    <w:p>
-      <w:r>
-        <w:t>Working toward your goal of delivering top-quality drinking water relies heavily on stable, well-managed systems, and I would like to contribute my background in database validation and process improvement to your laboratory information systems.</w:t>
+        <w:t>I saw your opening for a Specialist LIMS at Booston.io and wanted to reach out. Throughout my career as a QA automation engineer, I have spent over 8 years working closely with complex software systems, databases, and structured data validation. While my background is rooted in software testing and automation rather than laboratory information management systems specifically, I bring strong analytical skills, database management experience with SQL, and a practical approach to system support and optimization.</w:t>
       </w:r>
     </w:p>
     <w:p>
